--- a/testakten/arbeitsrecht-kuendigungsdrama-koerber-werk/25_aktenvermerk_weiterbeschaeftigung_sozialdaten.docx
+++ b/testakten/arbeitsrecht-kuendigungsdrama-koerber-werk/25_aktenvermerk_weiterbeschaeftigung_sozialdaten.docx
@@ -24,14 +24,6 @@
       </w:pPr>
       <w:r>
         <w:t>Interner Aktenvermerk — nicht zur Weiterleitung an die Gegenseite</w:t>
-      </w:r>
-    </w:p>
-    <w:p>
-      <w:pPr>
-        <w:jc w:val="left"/>
-      </w:pPr>
-      <w:r>
-        <w:t>Format-Hinweis für den Export: Times New Roman, 11 pt, dezimale Gliederung.</w:t>
       </w:r>
     </w:p>
     <w:p>

--- a/testakten/arbeitsrecht-kuendigungsdrama-koerber-werk/25_aktenvermerk_weiterbeschaeftigung_sozialdaten.docx
+++ b/testakten/arbeitsrecht-kuendigungsdrama-koerber-werk/25_aktenvermerk_weiterbeschaeftigung_sozialdaten.docx
@@ -4,38 +4,63 @@
   <w:body>
     <w:p>
       <w:pPr>
+        <w:spacing w:after="160" w:line="259" w:lineRule="auto"/>
         <w:jc w:val="left"/>
       </w:pPr>
       <w:r>
+        <w:rPr>
+          <w:rFonts w:ascii="Times New Roman" w:hAnsi="Times New Roman"/>
+          <w:b/>
+          <w:sz w:val="28"/>
+        </w:rPr>
         <w:t>Klotzkette Rechtsanwaltsgesellschaft mbH</w:t>
       </w:r>
     </w:p>
     <w:p>
       <w:pPr>
+        <w:spacing w:before="120" w:after="60" w:line="259" w:lineRule="auto"/>
         <w:jc w:val="left"/>
       </w:pPr>
       <w:r>
+        <w:rPr>
+          <w:rFonts w:ascii="Times New Roman" w:hAnsi="Times New Roman"/>
+          <w:b/>
+          <w:sz w:val="22"/>
+        </w:rPr>
         <w:t>Fachanwalt für Arbeitsrecht — RA Dr. Jonas Reuß</w:t>
       </w:r>
     </w:p>
     <w:p>
       <w:pPr>
+        <w:spacing w:before="120" w:after="60" w:line="259" w:lineRule="auto"/>
         <w:jc w:val="left"/>
       </w:pPr>
       <w:r>
+        <w:rPr>
+          <w:rFonts w:ascii="Times New Roman" w:hAnsi="Times New Roman"/>
+          <w:b/>
+          <w:sz w:val="22"/>
+        </w:rPr>
         <w:t>Interner Aktenvermerk — nicht zur Weiterleitung an die Gegenseite</w:t>
       </w:r>
     </w:p>
     <w:p>
       <w:pPr>
+        <w:spacing w:before="120" w:after="60" w:line="259" w:lineRule="auto"/>
         <w:jc w:val="left"/>
       </w:pPr>
       <w:r>
+        <w:rPr>
+          <w:rFonts w:ascii="Times New Roman" w:hAnsi="Times New Roman"/>
+          <w:b/>
+          <w:sz w:val="22"/>
+        </w:rPr>
         <w:t>Mandat: Dr. Annika Körber ./. Steinhoff Präzisionsguss SE</w:t>
       </w:r>
     </w:p>
     <w:p>
       <w:pPr>
+        <w:spacing w:line="259" w:lineRule="auto" w:after="60"/>
         <w:jc w:val="left"/>
       </w:pPr>
       <w:r>
@@ -44,22 +69,36 @@
     </w:p>
     <w:p>
       <w:pPr>
+        <w:spacing w:before="120" w:after="60" w:line="259" w:lineRule="auto"/>
         <w:jc w:val="left"/>
       </w:pPr>
       <w:r>
+        <w:rPr>
+          <w:rFonts w:ascii="Times New Roman" w:hAnsi="Times New Roman"/>
+          <w:b w:val="0"/>
+          <w:i w:val="0"/>
+          <w:sz w:val="22"/>
+        </w:rPr>
         <w:t>Datum: 05.06.2025</w:t>
       </w:r>
     </w:p>
     <w:p>
       <w:pPr>
         <w:pStyle w:val="ListNumber"/>
+        <w:spacing w:before="120" w:after="60" w:line="259" w:lineRule="auto"/>
       </w:pPr>
       <w:r>
+        <w:rPr>
+          <w:rFonts w:ascii="Times New Roman" w:hAnsi="Times New Roman"/>
+          <w:b/>
+          <w:sz w:val="22"/>
+        </w:rPr>
         <w:t>Anlass</w:t>
       </w:r>
     </w:p>
     <w:p>
       <w:pPr>
+        <w:spacing w:line="259" w:lineRule="auto" w:after="60"/>
         <w:jc w:val="left"/>
       </w:pPr>
       <w:r>
@@ -69,6 +108,7 @@
     <w:p>
       <w:pPr>
         <w:pStyle w:val="ListNumber"/>
+        <w:spacing w:line="259" w:lineRule="auto" w:after="60"/>
       </w:pPr>
       <w:r>
         <w:t>Rechtlicher Ausgangspunkt</w:t>
@@ -76,6 +116,7 @@
     </w:p>
     <w:p>
       <w:pPr>
+        <w:spacing w:line="259" w:lineRule="auto" w:after="60"/>
         <w:jc w:val="left"/>
       </w:pPr>
       <w:r>
@@ -84,6 +125,7 @@
     </w:p>
     <w:p>
       <w:pPr>
+        <w:spacing w:line="259" w:lineRule="auto" w:after="60"/>
         <w:jc w:val="left"/>
       </w:pPr>
       <w:r>
@@ -92,6 +134,7 @@
     </w:p>
     <w:p>
       <w:pPr>
+        <w:spacing w:line="259" w:lineRule="auto" w:after="60"/>
         <w:jc w:val="left"/>
       </w:pPr>
       <w:r>
@@ -101,6 +144,7 @@
     <w:p>
       <w:pPr>
         <w:pStyle w:val="ListNumber"/>
+        <w:spacing w:line="259" w:lineRule="auto" w:after="60"/>
       </w:pPr>
       <w:r>
         <w:t>Datenauswertung (Anlage: 23_sozialdaten_at_fuehrungskraefte_matrix.csv)</w:t>
@@ -108,6 +152,7 @@
     </w:p>
     <w:p>
       <w:pPr>
+        <w:spacing w:line="259" w:lineRule="auto" w:after="60"/>
         <w:jc w:val="left"/>
       </w:pPr>
       <w:r>
@@ -116,6 +161,7 @@
     </w:p>
     <w:p>
       <w:pPr>
+        <w:spacing w:line="259" w:lineRule="auto" w:after="60"/>
         <w:jc w:val="left"/>
       </w:pPr>
       <w:r>
@@ -124,6 +170,7 @@
     </w:p>
     <w:p>
       <w:pPr>
+        <w:spacing w:line="259" w:lineRule="auto" w:after="60"/>
         <w:jc w:val="left"/>
       </w:pPr>
       <w:r>
@@ -132,6 +179,7 @@
     </w:p>
     <w:p>
       <w:pPr>
+        <w:spacing w:line="259" w:lineRule="auto" w:after="60"/>
         <w:jc w:val="left"/>
       </w:pPr>
       <w:r>
@@ -140,6 +188,7 @@
     </w:p>
     <w:p>
       <w:pPr>
+        <w:spacing w:line="259" w:lineRule="auto" w:after="60"/>
         <w:jc w:val="left"/>
       </w:pPr>
       <w:r>
@@ -148,6 +197,7 @@
     </w:p>
     <w:p>
       <w:pPr>
+        <w:spacing w:line="259" w:lineRule="auto" w:after="60"/>
         <w:jc w:val="left"/>
       </w:pPr>
       <w:r>
@@ -156,6 +206,7 @@
     </w:p>
     <w:p>
       <w:pPr>
+        <w:spacing w:line="259" w:lineRule="auto" w:after="60"/>
         <w:jc w:val="left"/>
       </w:pPr>
       <w:r>
@@ -165,6 +216,7 @@
     <w:p>
       <w:pPr>
         <w:pStyle w:val="ListNumber"/>
+        <w:spacing w:line="259" w:lineRule="auto" w:after="60"/>
       </w:pPr>
       <w:r>
         <w:t>Diskrepanz zwischen Kündigungsvortrag und Aktenlage</w:t>
@@ -172,6 +224,7 @@
     </w:p>
     <w:p>
       <w:pPr>
+        <w:spacing w:line="259" w:lineRule="auto" w:after="60"/>
         <w:jc w:val="left"/>
       </w:pPr>
       <w:r>
@@ -180,6 +233,7 @@
     </w:p>
     <w:p>
       <w:pPr>
+        <w:spacing w:line="259" w:lineRule="auto" w:after="60"/>
         <w:jc w:val="left"/>
       </w:pPr>
       <w:r>
@@ -188,6 +242,7 @@
     </w:p>
     <w:p>
       <w:pPr>
+        <w:spacing w:line="259" w:lineRule="auto" w:after="60"/>
         <w:jc w:val="left"/>
       </w:pPr>
       <w:r>
@@ -197,6 +252,7 @@
     <w:p>
       <w:pPr>
         <w:pStyle w:val="ListNumber"/>
+        <w:spacing w:line="259" w:lineRule="auto" w:after="60"/>
       </w:pPr>
       <w:r>
         <w:t>Empfehlung</w:t>
@@ -204,6 +260,7 @@
     </w:p>
     <w:p>
       <w:pPr>
+        <w:spacing w:line="259" w:lineRule="auto" w:after="60"/>
         <w:jc w:val="left"/>
       </w:pPr>
       <w:r>
@@ -212,6 +269,7 @@
     </w:p>
     <w:p>
       <w:pPr>
+        <w:spacing w:line="259" w:lineRule="auto" w:after="60"/>
         <w:jc w:val="left"/>
       </w:pPr>
       <w:r>
@@ -220,6 +278,7 @@
     </w:p>
     <w:p>
       <w:pPr>
+        <w:spacing w:line="259" w:lineRule="auto" w:after="60"/>
         <w:jc w:val="left"/>
       </w:pPr>
       <w:r>
@@ -227,13 +286,58 @@
       </w:r>
     </w:p>
     <w:sectPr>
+      <w:headerReference w:type="default" r:id="rId9"/>
+      <w:footerReference w:type="default" r:id="rId10"/>
       <w:pgSz w:w="11906" w:h="16838"/>
-      <w:pgMar w:top="1417" w:right="1417" w:bottom="1417" w:left="1417" w:header="720" w:footer="720" w:gutter="0"/>
+      <w:pgMar w:top="1191" w:right="1247" w:bottom="1134" w:left="1361" w:header="720" w:footer="720" w:gutter="0"/>
       <w:cols w:space="720"/>
       <w:docGrid w:linePitch="360"/>
     </w:sectPr>
   </w:body>
 </w:document>
+</file>
+
+<file path=word/footer1.xml><?xml version="1.0" encoding="utf-8"?>
+<w:ftr xmlns:m="http://schemas.openxmlformats.org/officeDocument/2006/math" xmlns:mc="http://schemas.openxmlformats.org/markup-compatibility/2006" xmlns:mo="http://schemas.microsoft.com/office/mac/office/2008/main" xmlns:mv="urn:schemas-microsoft-com:mac:vml" xmlns:o="urn:schemas-microsoft-com:office:office" xmlns:r="http://schemas.openxmlformats.org/officeDocument/2006/relationships" xmlns:v="urn:schemas-microsoft-com:vml" xmlns:w10="urn:schemas-microsoft-com:office:word" xmlns:w14="http://schemas.microsoft.com/office/word/2010/wordml" xmlns:w="http://schemas.openxmlformats.org/wordprocessingml/2006/main" xmlns:wne="http://schemas.microsoft.com/office/word/2006/wordml" xmlns:wp14="http://schemas.microsoft.com/office/word/2010/wordprocessingDrawing" xmlns:wp="http://schemas.openxmlformats.org/drawingml/2006/wordprocessingDrawing" xmlns:wpc="http://schemas.microsoft.com/office/word/2010/wordprocessingCanvas" xmlns:wpg="http://schemas.microsoft.com/office/word/2010/wordprocessingGroup" xmlns:wpi="http://schemas.microsoft.com/office/word/2010/wordprocessingInk" xmlns:wps="http://schemas.microsoft.com/office/word/2010/wordprocessingShape" mc:Ignorable="w14 wp14">
+  <w:p>
+    <w:pPr>
+      <w:pStyle w:val="Footer"/>
+      <w:jc w:val="left"/>
+    </w:pPr>
+    <w:r/>
+    <w:r>
+      <w:rPr>
+        <w:rFonts w:ascii="Times New Roman" w:hAnsi="Times New Roman"/>
+        <w:b w:val="0"/>
+        <w:color w:val="777777"/>
+        <w:sz w:val="17"/>
+      </w:rPr>
+      <w:t>Vertraulich | Bearbeitungsstand Juli 2026 | nur zur Aktenbearbeitung</w:t>
+    </w:r>
+  </w:p>
+</w:ftr>
+</file>
+
+<file path=word/header1.xml><?xml version="1.0" encoding="utf-8"?>
+<w:hdr xmlns:m="http://schemas.openxmlformats.org/officeDocument/2006/math" xmlns:mc="http://schemas.openxmlformats.org/markup-compatibility/2006" xmlns:mo="http://schemas.microsoft.com/office/mac/office/2008/main" xmlns:mv="urn:schemas-microsoft-com:mac:vml" xmlns:o="urn:schemas-microsoft-com:office:office" xmlns:r="http://schemas.openxmlformats.org/officeDocument/2006/relationships" xmlns:v="urn:schemas-microsoft-com:vml" xmlns:w10="urn:schemas-microsoft-com:office:word" xmlns:w14="http://schemas.microsoft.com/office/word/2010/wordml" xmlns:w="http://schemas.openxmlformats.org/wordprocessingml/2006/main" xmlns:wne="http://schemas.microsoft.com/office/word/2006/wordml" xmlns:wp14="http://schemas.microsoft.com/office/word/2010/wordprocessingDrawing" xmlns:wp="http://schemas.openxmlformats.org/drawingml/2006/wordprocessingDrawing" xmlns:wpc="http://schemas.microsoft.com/office/word/2010/wordprocessingCanvas" xmlns:wpg="http://schemas.microsoft.com/office/word/2010/wordprocessingGroup" xmlns:wpi="http://schemas.microsoft.com/office/word/2010/wordprocessingInk" xmlns:wps="http://schemas.microsoft.com/office/word/2010/wordprocessingShape" mc:Ignorable="w14 wp14">
+  <w:p>
+    <w:pPr>
+      <w:pStyle w:val="Header"/>
+      <w:jc w:val="left"/>
+    </w:pPr>
+    <w:r/>
+    <w:r>
+      <w:rPr>
+        <w:rFonts w:ascii="Times New Roman" w:hAnsi="Times New Roman"/>
+        <w:b w:val="0"/>
+        <w:i w:val="0"/>
+        <w:color w:val="666666"/>
+        <w:sz w:val="17"/>
+      </w:rPr>
+      <w:t>Klotzkette Rechtsanwaltsgesellschaft mbH | Arbeitsrechtliche Mandatsakte | Bearbeitungsstand Juli 2026</w:t>
+    </w:r>
+  </w:p>
+</w:hdr>
 </file>
 
 <file path=word/numbering.xml><?xml version="1.0" encoding="utf-8"?>
@@ -950,11 +1054,12 @@
       <w:contextualSpacing/>
     </w:pPr>
     <w:rPr>
-      <w:rFonts w:asciiTheme="majorHAnsi" w:eastAsiaTheme="majorEastAsia" w:hAnsiTheme="majorHAnsi" w:cstheme="majorBidi"/>
+      <w:rFonts w:asciiTheme="majorHAnsi" w:eastAsiaTheme="majorEastAsia" w:hAnsiTheme="majorHAnsi" w:cstheme="majorBidi" w:ascii="Times New Roman" w:hAnsi="Times New Roman"/>
+      <w:b/>
       <w:color w:val="17365D" w:themeColor="text2" w:themeShade="BF"/>
       <w:spacing w:val="5"/>
       <w:kern w:val="28"/>
-      <w:sz w:val="52"/>
+      <w:sz w:val="30"/>
       <w:szCs w:val="52"/>
     </w:rPr>
   </w:style>

--- a/testakten/arbeitsrecht-kuendigungsdrama-koerber-werk/25_aktenvermerk_weiterbeschaeftigung_sozialdaten.docx
+++ b/testakten/arbeitsrecht-kuendigungsdrama-koerber-werk/25_aktenvermerk_weiterbeschaeftigung_sozialdaten.docx
@@ -120,7 +120,7 @@
         <w:jc w:val="left"/>
       </w:pPr>
       <w:r>
-        <w:t>2.1 Es trifft im Ausgangspunkt zu, dass bei einer vollständigen Stilllegung des gesamten Betriebs eine Sozialauswahl nach § 1 Abs. 3 KSchG grundsätzlich entfällt, weil sämtliche vergleichbaren Arbeitsplätze wegfallen.</w:t>
+        <w:t>2.1 Es trifft im Ausgangspunkt zu, dass bei einer vollständigen Stilllegung des gesamten Betriebs eine Sozialauswahl nach Paragraf 1 Abs. 3 KSchG grundsätzlich entfällt, weil sämtliche vergleichbaren Arbeitsplätze wegfallen.</w:t>
       </w:r>
     </w:p>
     <w:p>
@@ -129,7 +129,7 @@
         <w:jc w:val="left"/>
       </w:pPr>
       <w:r>
-        <w:t>2.2 Davon zu trennen ist jedoch die Weiterbeschäftigungspflicht nach § 1 Abs. 2 Satz 2 KSchG. Besteht in demselben Unternehmen oder — bei konzernbezogener Zusage oder tatsächlicher standortübergreifender Einsatzpraxis — in einem anderen Betrieb des Konzerns ein freier vergleichbarer Arbeitsplatz, ist die Kündigung sozialwidrig, wenn der Arbeitgeber diesen Arbeitsplatz nicht anbietet. Die Mandantin war von 2018 bis 2021 gerade in einer konzernweiten Funktion mit Sitz Salzgitter eingesetzt; die standortübergreifende Verwendbarkeit ist damit aktenkundig belegt.</w:t>
+        <w:t>2.2 Davon zu trennen ist jedoch die Weiterbeschäftigungspflicht nach Paragraf 1 Abs. 2 Satz 2 KSchG. Besteht in demselben Unternehmen oder — bei konzernbezogener Zusage oder tatsächlicher standortübergreifender Einsatzpraxis — in einem anderen Betrieb des Konzerns ein freier vergleichbarer Arbeitsplatz, ist die Kündigung sozialwidrig, wenn der Arbeitgeber diesen Arbeitsplatz nicht anbietet. Die Mandantin war von 2018 bis 2021 gerade in einer konzernweiten Funktion mit Sitz Salzgitter eingesetzt; die standortübergreifende Verwendbarkeit ist damit aktenkundig belegt.</w:t>
       </w:r>
     </w:p>
     <w:p>
@@ -237,7 +237,7 @@
         <w:jc w:val="left"/>
       </w:pPr>
       <w:r>
-        <w:t>4.2 Die Behauptung, ein Betriebliches Eingliederungsmanagement sei nicht durchführbar gewesen (§ 167 Abs. 2 SGB IX), ist angesichts der ausdrücklichen BEM-Anfrage der Mandantin vom 29.07.2024 aktenwidrig.</w:t>
+        <w:t>4.2 Die Behauptung, ein Betriebliches Eingliederungsmanagement sei nicht durchführbar gewesen (Paragraf 167 Abs. 2 SGB IX), ist angesichts der ausdrücklichen BEM-Anfrage der Mandantin vom 29.07.2024 aktenwidrig.</w:t>
       </w:r>
     </w:p>
     <w:p>
@@ -264,7 +264,7 @@
         <w:jc w:val="left"/>
       </w:pPr>
       <w:r>
-        <w:t>5.1 Der Vortrag zur fehlenden Weiterbeschäftigungsmöglichkeit ist mit der Sozialdatenmatrix, der Branitz-Kemnitz-Mail und dem Imholz-Chat konkret zu bestreiten; ein Beweisantrag auf Vorlage der Stellenbesetzungsvorgänge Salzgitter (§ 142 ZPO) ist zu stellen.</w:t>
+        <w:t>5.1 Der Vortrag zur fehlenden Weiterbeschäftigungsmöglichkeit ist mit der Sozialdatenmatrix, der Branitz-Kemnitz-Mail und dem Imholz-Chat konkret zu bestreiten; ein Beweisantrag auf Vorlage der Stellenbesetzungsvorgänge Salzgitter (Paragraf 142 ZPO) ist zu stellen.</w:t>
       </w:r>
     </w:p>
     <w:p>
